--- a/backend/data/corpus/DOC-20260526-296.docx
+++ b/backend/data/corpus/DOC-20260526-296.docx
@@ -46,7 +46,7 @@
         <w:rPr>
           <w:sz w:val="21"/>
         </w:rPr>
-        <w:t>A fragmented meeting at the nurses' station, first one this quarter.</w:t>
+        <w:t>Asked whether I would be at the meeting later this year.</w:t>
       </w:r>
     </w:p>
     <w:p>
@@ -61,52 +61,7 @@
         <w:rPr>
           <w:sz w:val="21"/>
         </w:rPr>
-        <w:t>Noted that formulary questions is handled by one person here and that this is not specific to any one product.</w:t>
-      </w:r>
-    </w:p>
-    <w:p>
-      <w:r>
-        <w:rPr>
-          <w:sz w:val="21"/>
-        </w:rPr>
-      </w:r>
-    </w:p>
-    <w:p>
-      <w:r>
-        <w:rPr>
-          <w:sz w:val="21"/>
-        </w:rPr>
-        <w:t>Agreed to reconnect at a call later this month; no specific request.</w:t>
-      </w:r>
-    </w:p>
-    <w:p>
-      <w:r>
-        <w:rPr>
-          <w:sz w:val="21"/>
-        </w:rPr>
-      </w:r>
-    </w:p>
-    <w:p>
-      <w:r>
-        <w:rPr>
-          <w:sz w:val="21"/>
-        </w:rPr>
-        <w:t>The composition of the refractory group has shifted over the last year or two.</w:t>
-      </w:r>
-    </w:p>
-    <w:p>
-      <w:r>
-        <w:rPr>
-          <w:sz w:val="21"/>
-        </w:rPr>
-      </w:r>
-    </w:p>
-    <w:p>
-      <w:r>
-        <w:rPr>
-          <w:sz w:val="21"/>
-        </w:rPr>
-        <w:t>The travel schedule this year came up, and little else.</w:t>
+        <w:t>The appeals process is handled by one person here, which came up as a general frustration.</w:t>
       </w:r>
     </w:p>
     <w:p>
@@ -122,6 +77,21 @@
           <w:sz w:val="21"/>
         </w:rPr>
         <w:t>Said the barrier in older adults is the burden of slow titration for older patients and their caregivers.</w:t>
+      </w:r>
+    </w:p>
+    <w:p>
+      <w:r>
+        <w:rPr>
+          <w:sz w:val="21"/>
+        </w:rPr>
+      </w:r>
+    </w:p>
+    <w:p>
+      <w:r>
+        <w:rPr>
+          <w:sz w:val="21"/>
+        </w:rPr>
+        <w:t>The composition of the pediatric-to-adult transfers has shifted over the last year or two.</w:t>
       </w:r>
     </w:p>
     <w:sectPr>
